--- a/Systems-Thinking-Content.docx
+++ b/Systems-Thinking-Content.docx
@@ -614,6 +614,15 @@
     </w:p>
     <w:p>
       <w:r>
+        <w:rPr>
+          <w:b/>
+          <w:i/>
+        </w:rPr>
+        <w:t>On Apo Island</w:t>
+      </w:r>
+    </w:p>
+    <w:p>
+      <w:r>
         <w:t>Elders remembered when fish were plentiful and coral reefs were healthy. The trigger was the combination of population growth and the introduction of destructive fishing methods like dynamite and cyanide fishing in the 1970s and 1980s.</w:t>
       </w:r>
     </w:p>
@@ -718,6 +727,20 @@
     <w:p>
       <w:r>
         <w:t>Arrows between boxes show what affects what.</w:t>
+      </w:r>
+    </w:p>
+    <w:p>
+      <w:r>
+        <w:rPr>
+          <w:b/>
+          <w:i/>
+        </w:rPr>
+        <w:t>On Apo Island — first loop</w:t>
+      </w:r>
+    </w:p>
+    <w:p>
+      <w:r>
+        <w:t>Destructive fishing methods → Coral reefs damaged → Fish breeding grounds destroyed → Declining fish stocks → Fishers use even more destructive methods → ↺ Destructive fishing methods</w:t>
       </w:r>
     </w:p>
     <w:p>
@@ -790,12 +813,31 @@
     </w:p>
     <w:p>
       <w:r>
+        <w:rPr>
+          <w:b/>
+          <w:i/>
+        </w:rPr>
+        <w:t>On Apo Island — reinforcing loops</w:t>
+      </w:r>
+    </w:p>
+    <w:p>
+      <w:r>
         <w:t>The first loop was reinforced by economic and social dynamics:</w:t>
       </w:r>
     </w:p>
     <w:p>
       <w:r>
+        <w:t>Declining catches → Lower income → More economic pressure → More intensive/destructive fishing → Further reef damage → ↺ Declining catches</w:t>
+      </w:r>
+    </w:p>
+    <w:p>
+      <w:r>
         <w:t>And another loop:</w:t>
+      </w:r>
+    </w:p>
+    <w:p>
+      <w:r>
+        <w:t>Fishers traveling farther → Less time protecting local waters → Reduced community cohesion → Weaker informal rules → More destructive fishing → ↺ Fishers traveling farther</w:t>
       </w:r>
     </w:p>
     <w:p>
@@ -957,6 +999,15 @@
       </w:r>
     </w:p>
     <w:p>
+      <w:r>
+        <w:rPr>
+          <w:b/>
+          <w:i/>
+        </w:rPr>
+        <w:t>On Apo Island</w:t>
+      </w:r>
+    </w:p>
+    <w:p>
       <w:pPr>
         <w:pStyle w:val="Heading5"/>
       </w:pPr>
@@ -1020,6 +1071,15 @@
       </w:r>
     </w:p>
     <w:p>
+      <w:r>
+        <w:rPr>
+          <w:b/>
+          <w:i/>
+        </w:rPr>
+        <w:t>On Apo Island</w:t>
+      </w:r>
+    </w:p>
+    <w:p>
       <w:pPr>
         <w:pStyle w:val="Heading5"/>
       </w:pPr>
@@ -1030,6 +1090,11 @@
     <w:p>
       <w:r>
         <w:t>They envisioned creating a marine sanctuary on 10% of their fishing grounds.</w:t>
+      </w:r>
+    </w:p>
+    <w:p>
+      <w:r>
+        <w:t>Fish stocks recover → More fish spill over to fishing areas → Catches improve → Community sees benefits → More support for protection → Stronger enforcement → ↺ Better recovery</w:t>
       </w:r>
     </w:p>
     <w:p>
@@ -1215,6 +1280,15 @@
     <w:p>
       <w:r>
         <w:t>Understand the challenges, risks, and their impact</w:t>
+      </w:r>
+    </w:p>
+    <w:p>
+      <w:r>
+        <w:rPr>
+          <w:b/>
+          <w:i/>
+        </w:rPr>
+        <w:t>On Apo Island</w:t>
       </w:r>
     </w:p>
     <w:p>
@@ -1310,6 +1384,15 @@
       </w:r>
     </w:p>
     <w:p>
+      <w:r>
+        <w:rPr>
+          <w:b/>
+          <w:i/>
+        </w:rPr>
+        <w:t>On Apo Island</w:t>
+      </w:r>
+    </w:p>
+    <w:p>
       <w:pPr>
         <w:pStyle w:val="Heading5"/>
       </w:pPr>
@@ -1527,6 +1610,15 @@
     </w:p>
     <w:p>
       <w:r>
+        <w:rPr>
+          <w:b/>
+          <w:i/>
+        </w:rPr>
+        <w:t>On Apo Island</w:t>
+      </w:r>
+    </w:p>
+    <w:p>
+      <w:r>
         <w:t>Initial success (fish recovery) led to multiple mutually reinforcing cycles:</w:t>
       </w:r>
     </w:p>
@@ -1539,6 +1631,11 @@
       </w:r>
     </w:p>
     <w:p>
+      <w:r>
+        <w:t>Marine tourism income → Funds for community → More resources for protection → Better enforcement → Healthier reefs → ↺ More tourism</w:t>
+      </w:r>
+    </w:p>
+    <w:p>
       <w:pPr>
         <w:pStyle w:val="Heading5"/>
       </w:pPr>
@@ -1547,11 +1644,21 @@
       </w:r>
     </w:p>
     <w:p>
+      <w:r>
+        <w:t>Educational programs → Pride in achievement → Stronger community identity → More support for protection → Better outcomes → ↺ More to teach about</w:t>
+      </w:r>
+    </w:p>
+    <w:p>
       <w:pPr>
         <w:pStyle w:val="Heading5"/>
       </w:pPr>
       <w:r>
         <w:t>Recognition Cycle</w:t>
+      </w:r>
+    </w:p>
+    <w:p>
+      <w:r>
+        <w:t>Scientific recognition → Outside support → Enhanced credibility → More resources → Better monitoring → ↺ More recognition</w:t>
       </w:r>
     </w:p>
     <w:p>

--- a/Systems-Thinking-Content.docx
+++ b/Systems-Thinking-Content.docx
@@ -25,6 +25,19 @@
     </w:p>
     <w:p>
       <w:pPr>
+        <w:pStyle w:val="Heading5"/>
+      </w:pPr>
+      <w:r>
+        <w:t>Systems Thinking Tool</w:t>
+      </w:r>
+    </w:p>
+    <w:p>
+      <w:r>
+        <w:t>A printable version of this tool to take into the field.</w:t>
+      </w:r>
+    </w:p>
+    <w:p>
+      <w:pPr>
         <w:pStyle w:val="Heading3"/>
       </w:pPr>
       <w:r>
@@ -147,6 +160,19 @@
     </w:p>
     <w:p>
       <w:pPr>
+        <w:pStyle w:val="Heading5"/>
+      </w:pPr>
+      <w:r>
+        <w:t>Systems Thinking Tool</w:t>
+      </w:r>
+    </w:p>
+    <w:p>
+      <w:r>
+        <w:t>A printable version of this tool to take into the field.</w:t>
+      </w:r>
+    </w:p>
+    <w:p>
+      <w:pPr>
         <w:pStyle w:val="Heading3"/>
       </w:pPr>
       <w:r>
@@ -165,7 +191,7 @@
     </w:p>
     <w:p>
       <w:pPr>
-        <w:pStyle w:val="Heading3"/>
+        <w:pStyle w:val="Heading4"/>
       </w:pPr>
       <w:r>
         <w:t>Start with Smaller Groups</w:t>
@@ -183,7 +209,7 @@
     </w:p>
     <w:p>
       <w:pPr>
-        <w:pStyle w:val="Heading3"/>
+        <w:pStyle w:val="Heading4"/>
       </w:pPr>
       <w:r>
         <w:t>Walk the Environment</w:t>
@@ -196,7 +222,7 @@
     </w:p>
     <w:p>
       <w:pPr>
-        <w:pStyle w:val="Heading3"/>
+        <w:pStyle w:val="Heading4"/>
       </w:pPr>
       <w:r>
         <w:t>Listen First</w:t>
@@ -259,7 +285,7 @@
     </w:p>
     <w:p>
       <w:pPr>
-        <w:pStyle w:val="Heading3"/>
+        <w:pStyle w:val="Heading4"/>
       </w:pPr>
       <w:r>
         <w:t>What You're Listening For</w:t>
@@ -268,348 +294,6 @@
     <w:p>
       <w:r>
         <w:t>As you gather stories, keep these patterns in mind as a guide for when you have enough material to move on.</w:t>
-      </w:r>
-    </w:p>
-    <w:p>
-      <w:pPr>
-        <w:pStyle w:val="Heading5"/>
-      </w:pPr>
-      <w:r>
-        <w:t>A trigger or starting point.</w:t>
-      </w:r>
-    </w:p>
-    <w:p>
-      <w:r>
-        <w:t>Was there a specific event or change that set things in motion? A new technology introduced, a policy change, a shift in land use or ownership?</w:t>
-      </w:r>
-    </w:p>
-    <w:p>
-      <w:pPr>
-        <w:pStyle w:val="Heading5"/>
-      </w:pPr>
-      <w:r>
-        <w:t>A sequence of connected problems.</w:t>
-      </w:r>
-    </w:p>
-    <w:p>
-      <w:r>
-        <w:t>Does one problem seem to have caused another? You're looking for chains: this led to that, which made this worse, which caused that.</w:t>
-      </w:r>
-    </w:p>
-    <w:p>
-      <w:pPr>
-        <w:pStyle w:val="Heading5"/>
-      </w:pPr>
-      <w:r>
-        <w:t>A shift from a better past.</w:t>
-      </w:r>
-    </w:p>
-    <w:p>
-      <w:r>
-        <w:t>Can elders describe conditions before the decline? That contrast sharpens the story and helps identify what the community is trying to recover.</w:t>
-      </w:r>
-    </w:p>
-    <w:p>
-      <w:pPr>
-        <w:pStyle w:val="Heading5"/>
-      </w:pPr>
-      <w:r>
-        <w:t>Thresholds or turning points.</w:t>
-      </w:r>
-    </w:p>
-    <w:p>
-      <w:r>
-        <w:t>Moments when things got noticeably worse, or faster. These often mark where the system crossed into a new state.</w:t>
-      </w:r>
-    </w:p>
-    <w:p>
-      <w:pPr>
-        <w:pStyle w:val="Heading5"/>
-      </w:pPr>
-      <w:r>
-        <w:t>Impacts on livelihoods.</w:t>
-      </w:r>
-    </w:p>
-    <w:p>
-      <w:r>
-        <w:t>For each environmental loss, what has it meant for people's lives, income, and work? These connections matter for building shared motivation in the mapping session.</w:t>
-      </w:r>
-    </w:p>
-    <w:p>
-      <w:pPr>
-        <w:pStyle w:val="Heading3"/>
-      </w:pPr>
-      <w:r>
-        <w:t>What You're Building</w:t>
-      </w:r>
-    </w:p>
-    <w:p>
-      <w:r>
-        <w:t>As you work through these conversations, keep a running list. Two columns is enough: losses and causes. Don't worry about organizing it yet. That's Map It's job. You're collecting material.</w:t>
-      </w:r>
-    </w:p>
-    <w:p>
-      <w:r>
-        <w:t>By the time you convene the community forum, you should have a rough timeline of the decline and enough documented losses and causes that the mapping session has real content to work with from the start.</w:t>
-      </w:r>
-    </w:p>
-    <w:p>
-      <w:pPr>
-        <w:pStyle w:val="Heading3"/>
-      </w:pPr>
-      <w:r>
-        <w:t>The Community Forum</w:t>
-      </w:r>
-    </w:p>
-    <w:p>
-      <w:r>
-        <w:t>Once you've completed your smaller-group fieldwork, bring the broader community together. The goal is to arrive at shared consensus on the story of decline. You're not generating the list from scratch here; you're validating, expanding, and agreeing on what you've gathered.</w:t>
-      </w:r>
-    </w:p>
-    <w:p>
-      <w:r>
-        <w:t>The forum ends when there's broad agreement on the losses, the causes, and roughly how they connect. The next step is to diagram that.</w:t>
-      </w:r>
-    </w:p>
-    <w:p>
-      <w:r>
-        <w:br w:type="page"/>
-      </w:r>
-    </w:p>
-    <w:p>
-      <w:pPr>
-        <w:pStyle w:val="Heading2"/>
-      </w:pPr>
-      <w:r>
-        <w:t>Map It</w:t>
-      </w:r>
-    </w:p>
-    <w:p>
-      <w:r>
-        <w:t>Create a visual diagram of the feedback loops behind your community's decline.</w:t>
-      </w:r>
-    </w:p>
-    <w:p>
-      <w:pPr>
-        <w:pStyle w:val="Heading3"/>
-      </w:pPr>
-      <w:r>
-        <w:t>Understanding Your Vicious Cycles</w:t>
-      </w:r>
-    </w:p>
-    <w:p>
-      <w:r>
-        <w:t>This section provides step-by-step guidance for bringing the community together to understand what's causing their problems. You'll create a boxes-and-arrows diagram showing the feedback loops that have been driving decline.</w:t>
-      </w:r>
-    </w:p>
-    <w:p>
-      <w:pPr>
-        <w:pStyle w:val="Heading4"/>
-      </w:pPr>
-      <w:r>
-        <w:t>Convene Your Mapping Group</w:t>
-      </w:r>
-    </w:p>
-    <w:p>
-      <w:pPr>
-        <w:pStyle w:val="Heading5"/>
-      </w:pPr>
-      <w:r>
-        <w:t>Who to Include</w:t>
-      </w:r>
-    </w:p>
-    <w:p>
-      <w:pPr>
-        <w:pStyle w:val="ListBullet"/>
-      </w:pPr>
-      <w:r>
-        <w:t>Elders who remember how the situation developed over time</w:t>
-      </w:r>
-    </w:p>
-    <w:p>
-      <w:pPr>
-        <w:pStyle w:val="ListBullet"/>
-      </w:pPr>
-      <w:r>
-        <w:t>Women who often hold passed-down knowledge and may observe different aspects of community life</w:t>
-      </w:r>
-    </w:p>
-    <w:p>
-      <w:pPr>
-        <w:pStyle w:val="ListBullet"/>
-      </w:pPr>
-      <w:r>
-        <w:t>Young people who understand current realities and possibilities</w:t>
-      </w:r>
-    </w:p>
-    <w:p>
-      <w:pPr>
-        <w:pStyle w:val="ListBullet"/>
-      </w:pPr>
-      <w:r>
-        <w:t>People from different roles in the community (farmers, fishers, merchants, etc.)</w:t>
-      </w:r>
-    </w:p>
-    <w:p>
-      <w:pPr>
-        <w:pStyle w:val="ListBullet"/>
-      </w:pPr>
-      <w:r>
-        <w:t>If you're an outside NGO, include diverse community members in this process</w:t>
-      </w:r>
-    </w:p>
-    <w:p>
-      <w:pPr>
-        <w:pStyle w:val="ListBullet"/>
-      </w:pPr>
-      <w:r>
-        <w:t>People with a history of community service</w:t>
-      </w:r>
-    </w:p>
-    <w:p>
-      <w:pPr>
-        <w:pStyle w:val="Heading5"/>
-      </w:pPr>
-      <w:r>
-        <w:t>How to Convene</w:t>
-      </w:r>
-    </w:p>
-    <w:p>
-      <w:pPr>
-        <w:pStyle w:val="ListBullet"/>
-      </w:pPr>
-      <w:r>
-        <w:t>Meet in a neutral, accessible space where all participants feel comfortable</w:t>
-      </w:r>
-    </w:p>
-    <w:p>
-      <w:pPr>
-        <w:pStyle w:val="ListBullet"/>
-      </w:pPr>
-      <w:r>
-        <w:t>Plan for 2-3 hours for initial mapping session</w:t>
-      </w:r>
-    </w:p>
-    <w:p>
-      <w:pPr>
-        <w:pStyle w:val="ListBullet"/>
-      </w:pPr>
-      <w:r>
-        <w:t>Ensure language and format work for all participants</w:t>
-      </w:r>
-    </w:p>
-    <w:p>
-      <w:pPr>
-        <w:pStyle w:val="ListBullet"/>
-      </w:pPr>
-      <w:r>
-        <w:t>Consider whether mixed-gender or separate groups work better in your context</w:t>
-      </w:r>
-    </w:p>
-    <w:p>
-      <w:pPr>
-        <w:pStyle w:val="Heading5"/>
-      </w:pPr>
-      <w:r>
-        <w:t>Ingredient: Building Shared Vision</w:t>
-      </w:r>
-    </w:p>
-    <w:p>
-      <w:r>
-        <w:t>Gathering diverse community members to understand your situation together builds shared vision and commitment, not only analysis. When people participate in mapping the problem, they develop a common understanding and ownership of solutions.</w:t>
-      </w:r>
-    </w:p>
-    <w:p>
-      <w:pPr>
-        <w:pStyle w:val="Heading4"/>
-      </w:pPr>
-      <w:r>
-        <w:t>Start With the Story</w:t>
-      </w:r>
-    </w:p>
-    <w:p>
-      <w:pPr>
-        <w:pStyle w:val="Heading5"/>
-      </w:pPr>
-      <w:r>
-        <w:t>First Question</w:t>
-      </w:r>
-    </w:p>
-    <w:p>
-      <w:r>
-        <w:t>Think back to the very first action or activity that set the decline in motion. This is what we call the "negative tipping point lever": the trigger that started things going in the wrong direction.</w:t>
-      </w:r>
-    </w:p>
-    <w:p>
-      <w:pPr>
-        <w:pStyle w:val="Heading5"/>
-      </w:pPr>
-      <w:r>
-        <w:t>Additional Guiding Questions</w:t>
-      </w:r>
-    </w:p>
-    <w:p>
-      <w:pPr>
-        <w:pStyle w:val="ListBullet"/>
-      </w:pPr>
-      <w:r>
-        <w:t>What was different before this change happened?</w:t>
-      </w:r>
-    </w:p>
-    <w:p>
-      <w:pPr>
-        <w:pStyle w:val="ListBullet"/>
-      </w:pPr>
-      <w:r>
-        <w:t>When did you first notice things getting worse?</w:t>
-      </w:r>
-    </w:p>
-    <w:p>
-      <w:pPr>
-        <w:pStyle w:val="ListBullet"/>
-      </w:pPr>
-      <w:r>
-        <w:t>What else changed around that time?</w:t>
-      </w:r>
-    </w:p>
-    <w:p>
-      <w:pPr>
-        <w:pStyle w:val="Heading5"/>
-      </w:pPr>
-      <w:r>
-        <w:t>Process</w:t>
-      </w:r>
-    </w:p>
-    <w:p>
-      <w:pPr>
-        <w:pStyle w:val="ListBullet"/>
-      </w:pPr>
-      <w:r>
-        <w:t>Have participants share stories and memories</w:t>
-      </w:r>
-    </w:p>
-    <w:p>
-      <w:pPr>
-        <w:pStyle w:val="ListBullet"/>
-      </w:pPr>
-      <w:r>
-        <w:t>One person should capture key points (use large paper visible to all, or Post-it notes)</w:t>
-      </w:r>
-    </w:p>
-    <w:p>
-      <w:pPr>
-        <w:pStyle w:val="ListBullet"/>
-      </w:pPr>
-      <w:r>
-        <w:t>Look for: triggering events, changes in behavior, environmental shifts, outside pressures</w:t>
-      </w:r>
-    </w:p>
-    <w:p>
-      <w:pPr>
-        <w:pStyle w:val="ListBullet"/>
-      </w:pPr>
-      <w:r>
-        <w:t>Don't worry about getting everything perfect; you'll refine as you go</w:t>
       </w:r>
     </w:p>
     <w:p>
@@ -623,6 +307,455 @@
     </w:p>
     <w:p>
       <w:r>
+        <w:t>The Situation: Community members could see interconnected problems: declining fish catches, damaged coral reefs from dynamite and cyanide fishing, and increasing poverty.</w:t>
+      </w:r>
+    </w:p>
+    <w:p>
+      <w:pPr>
+        <w:pStyle w:val="Heading5"/>
+      </w:pPr>
+      <w:r>
+        <w:t>A trigger or starting point.</w:t>
+      </w:r>
+    </w:p>
+    <w:p>
+      <w:r>
+        <w:t>Was there a specific event or change that set things in motion? A new technology introduced, a policy change, a shift in land use or ownership?</w:t>
+      </w:r>
+    </w:p>
+    <w:p>
+      <w:r>
+        <w:rPr>
+          <w:b/>
+          <w:i/>
+        </w:rPr>
+        <w:t>On Apo Island</w:t>
+      </w:r>
+    </w:p>
+    <w:p>
+      <w:r>
+        <w:t>The Trigger: The introduction of destructive fishing methods created a vicious cycle:</w:t>
+      </w:r>
+    </w:p>
+    <w:p>
+      <w:r>
+        <w:t>Destructive fishing methods → Reef damage → Fewer fish → More destructive methods → ↺ More reef damage</w:t>
+      </w:r>
+    </w:p>
+    <w:p>
+      <w:pPr>
+        <w:pStyle w:val="Heading5"/>
+      </w:pPr>
+      <w:r>
+        <w:t>A sequence of connected problems.</w:t>
+      </w:r>
+    </w:p>
+    <w:p>
+      <w:r>
+        <w:t>Does one problem seem to have caused another? You're looking for chains: this led to that, which made this worse, which caused that.</w:t>
+      </w:r>
+    </w:p>
+    <w:p>
+      <w:r>
+        <w:rPr>
+          <w:b/>
+          <w:i/>
+        </w:rPr>
+        <w:t>On Apo Island</w:t>
+      </w:r>
+    </w:p>
+    <w:p>
+      <w:r>
+        <w:t>Amplifying Cycles: can reinforce existing vicious cycles and create new ones:</w:t>
+      </w:r>
+    </w:p>
+    <w:p>
+      <w:r>
+        <w:t>Fishing further away → Less incentive to protect local waters → More destructive methods → More reef damage → ↺ Even fewer fish</w:t>
+      </w:r>
+    </w:p>
+    <w:p>
+      <w:pPr>
+        <w:pStyle w:val="Heading5"/>
+      </w:pPr>
+      <w:r>
+        <w:t>A shift from a better past.</w:t>
+      </w:r>
+    </w:p>
+    <w:p>
+      <w:r>
+        <w:t>Can elders describe conditions before the decline? That contrast sharpens the story and helps identify what the community is trying to recover.</w:t>
+      </w:r>
+    </w:p>
+    <w:p>
+      <w:r>
+        <w:rPr>
+          <w:b/>
+          <w:i/>
+        </w:rPr>
+        <w:t>On Apo Island</w:t>
+      </w:r>
+    </w:p>
+    <w:p>
+      <w:r>
+        <w:t>The Memory: Elders remembered when the reefs were healthy and fish were abundant.</w:t>
+      </w:r>
+    </w:p>
+    <w:p>
+      <w:pPr>
+        <w:pStyle w:val="Heading5"/>
+      </w:pPr>
+      <w:r>
+        <w:t>Thresholds or turning points.</w:t>
+      </w:r>
+    </w:p>
+    <w:p>
+      <w:r>
+        <w:t>Moments when things got noticeably worse, or faster. These often mark where the system crossed into a new state.</w:t>
+      </w:r>
+    </w:p>
+    <w:p>
+      <w:r>
+        <w:rPr>
+          <w:b/>
+          <w:i/>
+        </w:rPr>
+        <w:t>On Apo Island</w:t>
+      </w:r>
+    </w:p>
+    <w:p>
+      <w:r>
+        <w:t>The Threshold: Fishermen could no longer make a living from island fishing grounds and had to travel farther from home.</w:t>
+      </w:r>
+    </w:p>
+    <w:p>
+      <w:pPr>
+        <w:pStyle w:val="Heading5"/>
+      </w:pPr>
+      <w:r>
+        <w:t>Impacts on livelihoods.</w:t>
+      </w:r>
+    </w:p>
+    <w:p>
+      <w:r>
+        <w:t>For each environmental loss, what has it meant for people's lives, income, and work? These connections matter for building shared motivation in the mapping session.</w:t>
+      </w:r>
+    </w:p>
+    <w:p>
+      <w:r>
+        <w:rPr>
+          <w:b/>
+          <w:i/>
+        </w:rPr>
+        <w:t>On Apo Island</w:t>
+      </w:r>
+    </w:p>
+    <w:p>
+      <w:r>
+        <w:t>The Crisis: Eventually, there was nowhere close by with adequate fish, and the community faced collapse.</w:t>
+      </w:r>
+    </w:p>
+    <w:p>
+      <w:pPr>
+        <w:pStyle w:val="Heading4"/>
+      </w:pPr>
+      <w:r>
+        <w:t>What You're Building</w:t>
+      </w:r>
+    </w:p>
+    <w:p>
+      <w:r>
+        <w:t>As you work through these conversations, keep a running list. Two columns is enough: losses and causes. Don't worry about organizing it yet. That's Map It's job. You're collecting material.</w:t>
+      </w:r>
+    </w:p>
+    <w:p>
+      <w:r>
+        <w:t>By the time you convene the community forum, you should have a rough timeline of the decline and enough documented losses and causes that the mapping session has real content to work with from the start.</w:t>
+      </w:r>
+    </w:p>
+    <w:p>
+      <w:pPr>
+        <w:pStyle w:val="Heading4"/>
+      </w:pPr>
+      <w:r>
+        <w:t>The Community Forum</w:t>
+      </w:r>
+    </w:p>
+    <w:p>
+      <w:r>
+        <w:t>Once you've completed your smaller-group fieldwork, bring the broader community together. The goal is to arrive at shared consensus on the story of decline. You're not generating the list from scratch here; you're validating, expanding, and agreeing on what you've gathered.</w:t>
+      </w:r>
+    </w:p>
+    <w:p>
+      <w:r>
+        <w:t>The forum ends when there's broad agreement on the losses, the causes, and roughly how they connect. The next step is to diagram that.</w:t>
+      </w:r>
+    </w:p>
+    <w:p>
+      <w:r>
+        <w:br w:type="page"/>
+      </w:r>
+    </w:p>
+    <w:p>
+      <w:pPr>
+        <w:pStyle w:val="Heading2"/>
+      </w:pPr>
+      <w:r>
+        <w:t>Map It</w:t>
+      </w:r>
+    </w:p>
+    <w:p>
+      <w:r>
+        <w:t>Create a visual diagram of the feedback loops behind your community's decline.</w:t>
+      </w:r>
+    </w:p>
+    <w:p>
+      <w:pPr>
+        <w:pStyle w:val="Heading5"/>
+      </w:pPr>
+      <w:r>
+        <w:t>Systems Thinking Tool</w:t>
+      </w:r>
+    </w:p>
+    <w:p>
+      <w:r>
+        <w:t>A printable version of this tool to take into the field.</w:t>
+      </w:r>
+    </w:p>
+    <w:p>
+      <w:pPr>
+        <w:pStyle w:val="Heading3"/>
+      </w:pPr>
+      <w:r>
+        <w:t>Understanding Your Vicious Cycles</w:t>
+      </w:r>
+    </w:p>
+    <w:p>
+      <w:r>
+        <w:t>This section provides step-by-step guidance for bringing the community together to understand what's causing their problems. You'll create a boxes-and-arrows diagram showing the feedback loops that have been driving decline.</w:t>
+      </w:r>
+    </w:p>
+    <w:p>
+      <w:pPr>
+        <w:pStyle w:val="Heading4"/>
+      </w:pPr>
+      <w:r>
+        <w:t>Convene Your Mapping Group</w:t>
+      </w:r>
+    </w:p>
+    <w:p>
+      <w:pPr>
+        <w:pStyle w:val="Heading5"/>
+      </w:pPr>
+      <w:r>
+        <w:t>Who to Include</w:t>
+      </w:r>
+    </w:p>
+    <w:p>
+      <w:pPr>
+        <w:pStyle w:val="ListBullet"/>
+      </w:pPr>
+      <w:r>
+        <w:t>Elders who remember how the situation developed over time</w:t>
+      </w:r>
+    </w:p>
+    <w:p>
+      <w:pPr>
+        <w:pStyle w:val="ListBullet"/>
+      </w:pPr>
+      <w:r>
+        <w:t>Women who often hold passed-down knowledge and may observe different aspects of community life</w:t>
+      </w:r>
+    </w:p>
+    <w:p>
+      <w:pPr>
+        <w:pStyle w:val="ListBullet"/>
+      </w:pPr>
+      <w:r>
+        <w:t>Young people who understand current realities and possibilities</w:t>
+      </w:r>
+    </w:p>
+    <w:p>
+      <w:pPr>
+        <w:pStyle w:val="ListBullet"/>
+      </w:pPr>
+      <w:r>
+        <w:t>People from different roles in the community (farmers, fishers, merchants, etc.)</w:t>
+      </w:r>
+    </w:p>
+    <w:p>
+      <w:pPr>
+        <w:pStyle w:val="ListBullet"/>
+      </w:pPr>
+      <w:r>
+        <w:t>If you're an outside NGO, include diverse community members in this process</w:t>
+      </w:r>
+    </w:p>
+    <w:p>
+      <w:pPr>
+        <w:pStyle w:val="ListBullet"/>
+      </w:pPr>
+      <w:r>
+        <w:t>People with a history of community service</w:t>
+      </w:r>
+    </w:p>
+    <w:p>
+      <w:pPr>
+        <w:pStyle w:val="Heading5"/>
+      </w:pPr>
+      <w:r>
+        <w:t>How to Convene</w:t>
+      </w:r>
+    </w:p>
+    <w:p>
+      <w:pPr>
+        <w:pStyle w:val="ListBullet"/>
+      </w:pPr>
+      <w:r>
+        <w:t>Meet in a neutral, accessible space where all participants feel comfortable</w:t>
+      </w:r>
+    </w:p>
+    <w:p>
+      <w:pPr>
+        <w:pStyle w:val="ListBullet"/>
+      </w:pPr>
+      <w:r>
+        <w:t>Plan for 2-3 hours for initial mapping session</w:t>
+      </w:r>
+    </w:p>
+    <w:p>
+      <w:pPr>
+        <w:pStyle w:val="ListBullet"/>
+      </w:pPr>
+      <w:r>
+        <w:t>Ensure language and format work for all participants</w:t>
+      </w:r>
+    </w:p>
+    <w:p>
+      <w:pPr>
+        <w:pStyle w:val="ListBullet"/>
+      </w:pPr>
+      <w:r>
+        <w:t>Consider whether mixed-gender or separate groups work better in your context</w:t>
+      </w:r>
+    </w:p>
+    <w:p>
+      <w:pPr>
+        <w:pStyle w:val="Heading5"/>
+      </w:pPr>
+      <w:r>
+        <w:t>Ingredient: Building Shared Vision</w:t>
+      </w:r>
+    </w:p>
+    <w:p>
+      <w:r>
+        <w:t>Gathering diverse community members to understand your situation together builds shared vision and commitment, not only analysis. When people participate in mapping the problem, they develop a common understanding and ownership of solutions.</w:t>
+      </w:r>
+    </w:p>
+    <w:p>
+      <w:pPr>
+        <w:pStyle w:val="Heading4"/>
+      </w:pPr>
+      <w:r>
+        <w:t>Start With the Story</w:t>
+      </w:r>
+    </w:p>
+    <w:p>
+      <w:pPr>
+        <w:pStyle w:val="Heading5"/>
+      </w:pPr>
+      <w:r>
+        <w:t>First Question</w:t>
+      </w:r>
+    </w:p>
+    <w:p>
+      <w:r>
+        <w:t>Think back to the very first action or activity that set the decline in motion. This is what we call the "negative tipping point lever": the trigger that started things going in the wrong direction.</w:t>
+      </w:r>
+    </w:p>
+    <w:p>
+      <w:pPr>
+        <w:pStyle w:val="Heading5"/>
+      </w:pPr>
+      <w:r>
+        <w:t>Additional Guiding Questions</w:t>
+      </w:r>
+    </w:p>
+    <w:p>
+      <w:pPr>
+        <w:pStyle w:val="ListBullet"/>
+      </w:pPr>
+      <w:r>
+        <w:t>What was different before this change happened?</w:t>
+      </w:r>
+    </w:p>
+    <w:p>
+      <w:pPr>
+        <w:pStyle w:val="ListBullet"/>
+      </w:pPr>
+      <w:r>
+        <w:t>When did you first notice things getting worse?</w:t>
+      </w:r>
+    </w:p>
+    <w:p>
+      <w:pPr>
+        <w:pStyle w:val="ListBullet"/>
+      </w:pPr>
+      <w:r>
+        <w:t>What else changed around that time?</w:t>
+      </w:r>
+    </w:p>
+    <w:p>
+      <w:pPr>
+        <w:pStyle w:val="Heading5"/>
+      </w:pPr>
+      <w:r>
+        <w:t>Process</w:t>
+      </w:r>
+    </w:p>
+    <w:p>
+      <w:pPr>
+        <w:pStyle w:val="ListBullet"/>
+      </w:pPr>
+      <w:r>
+        <w:t>Have participants share stories and memories</w:t>
+      </w:r>
+    </w:p>
+    <w:p>
+      <w:pPr>
+        <w:pStyle w:val="ListBullet"/>
+      </w:pPr>
+      <w:r>
+        <w:t>One person should capture key points (use large paper visible to all, or Post-it notes)</w:t>
+      </w:r>
+    </w:p>
+    <w:p>
+      <w:pPr>
+        <w:pStyle w:val="ListBullet"/>
+      </w:pPr>
+      <w:r>
+        <w:t>Look for: triggering events, changes in behavior, environmental shifts, outside pressures</w:t>
+      </w:r>
+    </w:p>
+    <w:p>
+      <w:pPr>
+        <w:pStyle w:val="ListBullet"/>
+      </w:pPr>
+      <w:r>
+        <w:t>Don't worry about getting everything perfect; you'll refine as you go</w:t>
+      </w:r>
+    </w:p>
+    <w:p>
+      <w:r>
+        <w:rPr>
+          <w:b/>
+          <w:i/>
+        </w:rPr>
+        <w:t>On Apo Island</w:t>
+      </w:r>
+    </w:p>
+    <w:p>
+      <w:r>
         <w:t>Elders remembered when fish were plentiful and coral reefs were healthy. The trigger was the combination of population growth and the introduction of destructive fishing methods like dynamite and cyanide fishing in the 1970s and 1980s.</w:t>
       </w:r>
     </w:p>
@@ -886,6 +1019,19 @@
     </w:p>
     <w:p>
       <w:pPr>
+        <w:pStyle w:val="Heading5"/>
+      </w:pPr>
+      <w:r>
+        <w:t>Systems Thinking Tool</w:t>
+      </w:r>
+    </w:p>
+    <w:p>
+      <w:r>
+        <w:t>A printable version of this tool to take into the field.</w:t>
+      </w:r>
+    </w:p>
+    <w:p>
+      <w:pPr>
         <w:pStyle w:val="Heading3"/>
       </w:pPr>
       <w:r>
@@ -1434,6 +1580,19 @@
     <w:p>
       <w:r>
         <w:t>Sustain and Scale: Design for lasting change that reinforces itself and spreads to other communities.</w:t>
+      </w:r>
+    </w:p>
+    <w:p>
+      <w:pPr>
+        <w:pStyle w:val="Heading5"/>
+      </w:pPr>
+      <w:r>
+        <w:t>Systems Thinking Tool</w:t>
+      </w:r>
+    </w:p>
+    <w:p>
+      <w:r>
+        <w:t>A printable version of this tool to take into the field.</w:t>
       </w:r>
     </w:p>
     <w:p>
